--- a/exports/FUNKSTILLE_02_Kontinuitaet_Ereignisse_Gefahren_Tode.docx
+++ b/exports/FUNKSTILLE_02_Kontinuitaet_Ereignisse_Gefahren_Tode.docx
@@ -5014,7 +5014,7 @@
         <w:t>Folge:</w:t>
       </w:r>
       <w:r>
-        <w:t xml:space="preserve"> Trauer, medizinische Hinweise, Niko-Bezug. Mira benötigt anschließend einen kurzen emotionalen Moment.</w:t>
+        <w:t xml:space="preserve"> Trauer und medizinische Hinweise. Niko wird in dieser Szene ausdrücklich noch nicht erwähnt. Mira benötigt anschließend einen kurzen emotionalen Moment.</w:t>
       </w:r>
     </w:p>
     <w:p>
